--- a/Arquitectura de Sistemas Computacionales/Clases/Clase 15 - Presentacion del proyecto y cierre/Actividad autónoma Clase 15 — Sustentación CloudLite.docx
+++ b/Arquitectura de Sistemas Computacionales/Clases/Clase 15 - Presentacion del proyecto y cierre/Actividad autónoma Clase 15 — Sustentación CloudLite.docx
@@ -462,7 +462,7 @@
           <w:color w:val="2B2B2B"/>
           <w:sz w:val="22"/>
         </w:rPr>
-        <w:t>Entrega en ExamLab (examlab.lovable.app/app · módulo Talleres) · domingo 23:59 (regla del Acuerdo). Un envío por equipo.</w:t>
+        <w:t>Entrega en ExamLab (https://examlab.lovable.app/ · módulo Talleres) · domingo 23:59 (regla del Acuerdo). Un envío por equipo.</w:t>
       </w:r>
     </w:p>
     <w:sectPr>

--- a/Arquitectura de Sistemas Computacionales/Clases/Clase 15 - Presentacion del proyecto y cierre/Actividad autónoma Clase 15 — Sustentación CloudLite.docx
+++ b/Arquitectura de Sistemas Computacionales/Clases/Clase 15 - Presentacion del proyecto y cierre/Actividad autónoma Clase 15 — Sustentación CloudLite.docx
@@ -267,7 +267,7 @@
           <w:color w:val="2B2B2B"/>
           <w:sz w:val="22"/>
         </w:rPr>
-        <w:t>Suban paquete final a **ExamLab** (módulo Proyectos): informe + evidencias.</w:t>
+        <w:t>Paso 1: armen el paquete final y llenen el indice de 8 filas con entregable, nombre de archivo, ruta dentro del paquete y estado, verificando que los 8 archivos abran desde una maquina distinta a la del autor y que ningun nombre de archivo tenga espacios ni tildes que rompan la descarga.</w:t>
       </w:r>
     </w:p>
     <w:p>
@@ -282,7 +282,7 @@
           <w:color w:val="2B2B2B"/>
           <w:sz w:val="22"/>
         </w:rPr>
-        <w:t>Graben o presenten pitch 5–8 min según instrucción del docente.</w:t>
+        <w:t>Paso 2: escriban en ExamLab la lamina unica de arquitectura en Mermaid con las 3 zonas, los 5 contenedores, el edge, la cadena de entrega y los sistemas externos, verificando al renderizar que sea legible en una sola pantalla sin desplazamiento y que use los mismos nombres canonicos del paquete, porque esta es la lamina que van a proyectar en la sustentacion.</w:t>
       </w:r>
     </w:p>
     <w:p>
@@ -297,7 +297,7 @@
           <w:color w:val="2B2B2B"/>
           <w:sz w:val="22"/>
         </w:rPr>
-        <w:t>Incluyan Q&amp;A escrito (3 preguntas que se harían a sí mismos + respuestas).</w:t>
+        <w:t>Paso 3: redacten el Q and A escrito con 3 preguntas duras que el jurado podria hacer, una de decision de arquitectura, una de seguridad y una de escala o rendimiento, cada una con respuesta de maximo 4 lineas que cite la evidencia del paquete, verificando que ninguna respuesta sea no lo alcanzamos a hacer sin nombrar la decision consciente que tomaron.</w:t>
       </w:r>
     </w:p>
     <w:p>
@@ -312,7 +312,22 @@
           <w:color w:val="2B2B2B"/>
           <w:sz w:val="22"/>
         </w:rPr>
-        <w:t>Reflexión final (½ página): qué trade-off fue el más difícil.</w:t>
+        <w:t>Paso 4: graben o presenten el pitch de 5 a 8 minutos segun la instruccion del docente y registren la tabla de tiempos reales por seccion con el integrante que hablo, verificando que el tiempo total quede entre 5 y 8 minutos y que el enlace del video, si lo graban, se abra sin pedir permisos.</w:t>
+      </w:r>
+    </w:p>
+    <w:p>
+      <w:pPr>
+        <w:pStyle w:val="ListBullet"/>
+        <w:spacing w:after="40"/>
+      </w:pPr>
+      <w:r>
+        <w:rPr>
+          <w:rFonts w:ascii="Calibri" w:hAnsi="Calibri" w:eastAsia="Calibri"/>
+          <w:b w:val="0"/>
+          <w:color w:val="2B2B2B"/>
+          <w:sz w:val="22"/>
+        </w:rPr>
+        <w:t>Paso 5: escriban la reflexion de media pagina sobre el trade-off mas difícil y suban el paquete final completo mas las 5 preguntas a ExamLab (modulo Proyectos) en la fecha acordada, verificando que el informe, los diagramas, la evidencia del lab, el ci.yml y la presentacion esten los cinco dentro del mismo paquete.</w:t>
       </w:r>
     </w:p>
     <w:p>
@@ -463,6 +478,241 @@
           <w:sz w:val="22"/>
         </w:rPr>
         <w:t>Entrega en ExamLab (https://examlab.lovable.app/ · módulo Talleres) · domingo 23:59 (regla del Acuerdo). Un envío por equipo.</w:t>
+      </w:r>
+    </w:p>
+    <w:p>
+      <w:pPr>
+        <w:spacing w:after="120" w:before="0"/>
+        <w:jc w:val="left"/>
+      </w:pPr>
+      <w:r>
+        <w:rPr>
+          <w:rFonts w:ascii="Calibri" w:hAnsi="Calibri" w:eastAsia="Calibri"/>
+          <w:b/>
+          <w:color w:val="095292"/>
+          <w:sz w:val="24"/>
+        </w:rPr>
+        <w:t>10. Que vas a resolver en ExamLab</w:t>
+      </w:r>
+    </w:p>
+    <w:p>
+      <w:pPr>
+        <w:spacing w:after="120" w:before="0"/>
+        <w:jc w:val="left"/>
+      </w:pPr>
+      <w:r>
+        <w:rPr>
+          <w:rFonts w:ascii="Calibri" w:hAnsi="Calibri" w:eastAsia="Calibri"/>
+          <w:b w:val="0"/>
+          <w:color w:val="2B2B2B"/>
+          <w:sz w:val="22"/>
+        </w:rPr>
+        <w:t>El estudiante entrega el paquete final de CloudLite indexado y verificado, la lamina unica de arquitectura que proyecta en la sustentacion, el Q and A escrito, los tiempos reales del pitch y la reflexion del trade-off mas difícil.</w:t>
+      </w:r>
+    </w:p>
+    <w:p>
+      <w:pPr>
+        <w:spacing w:after="120" w:before="0"/>
+        <w:jc w:val="left"/>
+      </w:pPr>
+      <w:r>
+        <w:rPr>
+          <w:rFonts w:ascii="Calibri" w:hAnsi="Calibri" w:eastAsia="Calibri"/>
+          <w:b w:val="0"/>
+          <w:color w:val="2B2B2B"/>
+          <w:sz w:val="22"/>
+        </w:rPr>
+        <w:t>El taller se resuelve y se entrega en ExamLab (https://examlab.lovable.app/), en el modulo Talleres. Son 5 preguntas y suman 100 puntos. Lo que sigue es lo que vas a encontrar en cada una, para que sepas de antemano en que forma se responde:</w:t>
+      </w:r>
+    </w:p>
+    <w:p>
+      <w:r>
+        <w:rPr>
+          <w:rFonts w:ascii="Calibri" w:hAnsi="Calibri" w:eastAsia="Calibri"/>
+          <w:b/>
+          <w:color w:val="2B2B2B"/>
+          <w:sz w:val="22"/>
+        </w:rPr>
+        <w:t>Pregunta 1 - Respuesta escrita (25 pts):</w:t>
+      </w:r>
+      <w:r>
+        <w:rPr>
+          <w:rFonts w:ascii="Calibri" w:hAnsi="Calibri" w:eastAsia="Calibri"/>
+          <w:b w:val="0"/>
+          <w:color w:val="2B2B2B"/>
+          <w:sz w:val="22"/>
+        </w:rPr>
+        <w:t xml:space="preserve"> Indice del paquete final.</w:t>
+      </w:r>
+    </w:p>
+    <w:p>
+      <w:pPr>
+        <w:pStyle w:val="ListBullet"/>
+        <w:spacing w:after="40"/>
+      </w:pPr>
+      <w:r>
+        <w:rPr>
+          <w:rFonts w:ascii="Calibri" w:hAnsi="Calibri" w:eastAsia="Calibri"/>
+          <w:b w:val="0"/>
+          <w:color w:val="2B2B2B"/>
+          <w:sz w:val="22"/>
+        </w:rPr>
+        <w:t>Un cuadro de texto. Se escribe directamente en la plataforma; no se sube archivo.</w:t>
+      </w:r>
+    </w:p>
+    <w:p>
+      <w:r>
+        <w:rPr>
+          <w:rFonts w:ascii="Calibri" w:hAnsi="Calibri" w:eastAsia="Calibri"/>
+          <w:b/>
+          <w:color w:val="2B2B2B"/>
+          <w:sz w:val="22"/>
+        </w:rPr>
+        <w:t>Pregunta 2 - Diagrama (Mermaid) (25 pts):</w:t>
+      </w:r>
+      <w:r>
+        <w:rPr>
+          <w:rFonts w:ascii="Calibri" w:hAnsi="Calibri" w:eastAsia="Calibri"/>
+          <w:b w:val="0"/>
+          <w:color w:val="2B2B2B"/>
+          <w:sz w:val="22"/>
+        </w:rPr>
+        <w:t xml:space="preserve"> Lamina unica de arquitectura para la sustentacion.</w:t>
+      </w:r>
+    </w:p>
+    <w:p>
+      <w:pPr>
+        <w:pStyle w:val="ListBullet"/>
+        <w:spacing w:after="40"/>
+      </w:pPr>
+      <w:r>
+        <w:rPr>
+          <w:rFonts w:ascii="Calibri" w:hAnsi="Calibri" w:eastAsia="Calibri"/>
+          <w:b w:val="0"/>
+          <w:color w:val="2B2B2B"/>
+          <w:sz w:val="22"/>
+        </w:rPr>
+        <w:t>El diagrama se escribe como texto en sintaxis Mermaid y la plataforma lo dibuja al instante. No hay que exportar imagenes ni salir a otra herramienta.</w:t>
+      </w:r>
+    </w:p>
+    <w:p>
+      <w:r>
+        <w:rPr>
+          <w:rFonts w:ascii="Calibri" w:hAnsi="Calibri" w:eastAsia="Calibri"/>
+          <w:b/>
+          <w:color w:val="2B2B2B"/>
+          <w:sz w:val="22"/>
+        </w:rPr>
+        <w:t>Pregunta 3 - Respuesta escrita (20 pts):</w:t>
+      </w:r>
+      <w:r>
+        <w:rPr>
+          <w:rFonts w:ascii="Calibri" w:hAnsi="Calibri" w:eastAsia="Calibri"/>
+          <w:b w:val="0"/>
+          <w:color w:val="2B2B2B"/>
+          <w:sz w:val="22"/>
+        </w:rPr>
+        <w:t xml:space="preserve"> Q and A escrito: las 3 preguntas que teme.</w:t>
+      </w:r>
+    </w:p>
+    <w:p>
+      <w:pPr>
+        <w:pStyle w:val="ListBullet"/>
+        <w:spacing w:after="40"/>
+      </w:pPr>
+      <w:r>
+        <w:rPr>
+          <w:rFonts w:ascii="Calibri" w:hAnsi="Calibri" w:eastAsia="Calibri"/>
+          <w:b w:val="0"/>
+          <w:color w:val="2B2B2B"/>
+          <w:sz w:val="22"/>
+        </w:rPr>
+        <w:t>Un cuadro de texto. Se escribe directamente en la plataforma; no se sube archivo.</w:t>
+      </w:r>
+    </w:p>
+    <w:p>
+      <w:r>
+        <w:rPr>
+          <w:rFonts w:ascii="Calibri" w:hAnsi="Calibri" w:eastAsia="Calibri"/>
+          <w:b/>
+          <w:color w:val="2B2B2B"/>
+          <w:sz w:val="22"/>
+        </w:rPr>
+        <w:t>Pregunta 4 - Respuesta escrita (15 pts):</w:t>
+      </w:r>
+      <w:r>
+        <w:rPr>
+          <w:rFonts w:ascii="Calibri" w:hAnsi="Calibri" w:eastAsia="Calibri"/>
+          <w:b w:val="0"/>
+          <w:color w:val="2B2B2B"/>
+          <w:sz w:val="22"/>
+        </w:rPr>
+        <w:t xml:space="preserve"> Reflexion: el trade-off mas dificil.</w:t>
+      </w:r>
+    </w:p>
+    <w:p>
+      <w:pPr>
+        <w:pStyle w:val="ListBullet"/>
+        <w:spacing w:after="40"/>
+      </w:pPr>
+      <w:r>
+        <w:rPr>
+          <w:rFonts w:ascii="Calibri" w:hAnsi="Calibri" w:eastAsia="Calibri"/>
+          <w:b w:val="0"/>
+          <w:color w:val="2B2B2B"/>
+          <w:sz w:val="22"/>
+        </w:rPr>
+        <w:t>Un cuadro de texto. Se escribe directamente en la plataforma; no se sube archivo.</w:t>
+      </w:r>
+    </w:p>
+    <w:p>
+      <w:r>
+        <w:rPr>
+          <w:rFonts w:ascii="Calibri" w:hAnsi="Calibri" w:eastAsia="Calibri"/>
+          <w:b/>
+          <w:color w:val="2B2B2B"/>
+          <w:sz w:val="22"/>
+        </w:rPr>
+        <w:t>Pregunta 5 - Respuesta escrita (15 pts):</w:t>
+      </w:r>
+      <w:r>
+        <w:rPr>
+          <w:rFonts w:ascii="Calibri" w:hAnsi="Calibri" w:eastAsia="Calibri"/>
+          <w:b w:val="0"/>
+          <w:color w:val="2B2B2B"/>
+          <w:sz w:val="22"/>
+        </w:rPr>
+        <w:t xml:space="preserve"> Evidencia del pitch y tiempos reales.</w:t>
+      </w:r>
+    </w:p>
+    <w:p>
+      <w:pPr>
+        <w:pStyle w:val="ListBullet"/>
+        <w:spacing w:after="40"/>
+      </w:pPr>
+      <w:r>
+        <w:rPr>
+          <w:rFonts w:ascii="Calibri" w:hAnsi="Calibri" w:eastAsia="Calibri"/>
+          <w:b w:val="0"/>
+          <w:color w:val="2B2B2B"/>
+          <w:sz w:val="22"/>
+        </w:rPr>
+        <w:t>Un cuadro de texto. Se escribe directamente en la plataforma; no se sube archivo.</w:t>
+      </w:r>
+    </w:p>
+    <w:p>
+      <w:pPr>
+        <w:spacing w:after="120" w:before="0"/>
+        <w:jc w:val="left"/>
+      </w:pPr>
+      <w:r>
+        <w:rPr>
+          <w:rFonts w:ascii="Calibri" w:hAnsi="Calibri" w:eastAsia="Calibri"/>
+          <w:b w:val="0"/>
+          <w:color w:val="2B2B2B"/>
+          <w:sz w:val="22"/>
+        </w:rPr>
+        <w:t>Cada pregunta trae su propio enunciado completo dentro de la plataforma: puedes resolver el taller leyendo solo ExamLab. Este documento sirve para prepararte y para trabajar en equipo antes de responder.</w:t>
       </w:r>
     </w:p>
     <w:sectPr>

--- a/Arquitectura de Sistemas Computacionales/Clases/Clase 15 - Presentacion del proyecto y cierre/Actividad autónoma Clase 15 — Sustentación CloudLite.docx
+++ b/Arquitectura de Sistemas Computacionales/Clases/Clase 15 - Presentacion del proyecto y cierre/Actividad autónoma Clase 15 — Sustentación CloudLite.docx
@@ -312,7 +312,7 @@
           <w:color w:val="2B2B2B"/>
           <w:sz w:val="22"/>
         </w:rPr>
-        <w:t>Paso 4: graben o presenten el pitch de 5 a 8 minutos segun la instruccion del docente y registren la tabla de tiempos reales por seccion con el integrante que hablo, verificando que el tiempo total quede entre 5 y 8 minutos y que el enlace del video, si lo graban, se abra sin pedir permisos.</w:t>
+        <w:t>Paso 4: graben o presenten el pitch de 5 a 8 minutos segun la instruccion del docente y registren la tabla de tiempos reales por seccion con quien hablo en cada una, verificando que el tiempo total quede entre 5 y 8 minutos y que el enlace del video, si lo graban, se abra sin pedir permisos.</w:t>
       </w:r>
     </w:p>
     <w:p>
@@ -372,7 +372,7 @@
           <w:color w:val="2B2B2B"/>
           <w:sz w:val="22"/>
         </w:rPr>
-        <w:t>Cualquier integrante puede explicar la decisión en 60 segundos.</w:t>
+        <w:t>Puedes explicar tu decisión en 60 segundos (si trabajas en equipo autorizado, cualquier integrante debe poder hacerlo).</w:t>
       </w:r>
     </w:p>
     <w:p>
@@ -477,7 +477,7 @@
           <w:color w:val="2B2B2B"/>
           <w:sz w:val="22"/>
         </w:rPr>
-        <w:t>Entrega en ExamLab (https://examlab.lovable.app/ · módulo Talleres) · domingo 23:59 (regla del Acuerdo). Un envío por equipo.</w:t>
+        <w:t>Entrega en ExamLab (https://examlab.lovable.app/ · módulo Talleres) · domingo 23:59 (regla del Acuerdo). Modalidad de trabajo: individual por defecto; el docente puede autorizar equipos de 2 o 3 y en ese caso el artefacto puede ser compartido, pero el envío en ExamLab es siempre individual (responde con tus propias palabras).</w:t>
       </w:r>
     </w:p>
     <w:p>
@@ -712,7 +712,7 @@
           <w:color w:val="2B2B2B"/>
           <w:sz w:val="22"/>
         </w:rPr>
-        <w:t>Cada pregunta trae su propio enunciado completo dentro de la plataforma: puedes resolver el taller leyendo solo ExamLab. Este documento sirve para prepararte y para trabajar en equipo antes de responder.</w:t>
+        <w:t>Cada pregunta trae su propio enunciado completo dentro de la plataforma: puedes resolver el taller leyendo solo ExamLab. Este documento sirve para prepararte y conservar tus respuestas. La actividad es individual; si el docente autoriza trabajo en equipo, la entrega en ExamLab sigue siendo individual.</w:t>
       </w:r>
     </w:p>
     <w:sectPr>
